--- a/docs/cahiers/Cahier_activites_Electricite1_Chapitre2.docx
+++ b/docs/cahiers/Cahier_activites_Electricite1_Chapitre2.docx
@@ -613,6 +613,29 @@
           <w:sz w:val="22"/>
           <w:szCs w:val="22"/>
         </w:rPr>
+        <w:t xml:space="preserve">Les objectifs spécifiques (OS) et les codes des activités sont ceux du syllabus de l’EC LPCI1122 : par exemple, A21 est la première activité de l’OS2 ; B2 est le bilan du chapitre.</w:t>
+      </w:r>
+    </w:p>
+    <w:p>
+      <w:pPr>
+        <w:spacing w:before="0" w:after="50" w:line="252" w:lineRule="auto"/>
+        <w:ind w:left="284" w:hanging="284"/>
+        <w:jc w:val="both"/>
+      </w:pPr>
+      <w:r>
+        <w:rPr>
+          <w:rFonts w:ascii="Tahoma" w:hAnsi="Tahoma" w:cs="Tahoma" w:eastAsia="Arial Unicode MS"/>
+          <w:sz w:val="22"/>
+          <w:szCs w:val="22"/>
+        </w:rPr>
+        <w:t xml:space="preserve">• </w:t>
+      </w:r>
+      <w:r>
+        <w:rPr>
+          <w:rFonts w:ascii="Tahoma" w:hAnsi="Tahoma" w:cs="Tahoma" w:eastAsia="Arial Unicode MS"/>
+          <w:sz w:val="22"/>
+          <w:szCs w:val="22"/>
+        </w:rPr>
         <w:t xml:space="preserve">Tous les documents cités (support de cours, diaporama, série de TD et corrigé, quiz, exercices d’entraînement, simulations, TP) se trouvent sur la plateforme physiquefacile.github.io.</w:t>
       </w:r>
     </w:p>
@@ -631,7 +654,7 @@
           <w:szCs w:val="24"/>
           <w:u w:val="single"/>
         </w:rPr>
-        <w:t xml:space="preserve">Objectifs spécifiques du chapitre</w:t>
+        <w:t xml:space="preserve">Objectifs spécifiques du syllabus visés (LPCI1122)</w:t>
       </w:r>
     </w:p>
     <w:p>
@@ -646,7 +669,71 @@
           <w:sz w:val="22"/>
           <w:szCs w:val="22"/>
         </w:rPr>
-        <w:t xml:space="preserve">OS1 — </w:t>
+        <w:t xml:space="preserve">OS2 — </w:t>
+      </w:r>
+      <w:r>
+        <w:rPr>
+          <w:rFonts w:ascii="Tahoma" w:hAnsi="Tahoma" w:cs="Tahoma" w:eastAsia="Arial Unicode MS"/>
+          <w:sz w:val="22"/>
+          <w:szCs w:val="22"/>
+        </w:rPr>
+        <w:t xml:space="preserve">Calculer le champ et le potentiel créés par des distributions de charges.</w:t>
+      </w:r>
+    </w:p>
+    <w:p>
+      <w:pPr>
+        <w:spacing w:before="0" w:after="50" w:line="252" w:lineRule="auto"/>
+        <w:ind w:left="680" w:hanging="680"/>
+        <w:jc w:val="both"/>
+      </w:pPr>
+      <w:r>
+        <w:rPr>
+          <w:rFonts w:ascii="Tahoma" w:hAnsi="Tahoma" w:cs="Tahoma" w:eastAsia="Arial Unicode MS"/>
+          <w:sz w:val="22"/>
+          <w:szCs w:val="22"/>
+        </w:rPr>
+        <w:t xml:space="preserve">OS3 — </w:t>
+      </w:r>
+      <w:r>
+        <w:rPr>
+          <w:rFonts w:ascii="Tahoma" w:hAnsi="Tahoma" w:cs="Tahoma" w:eastAsia="Arial Unicode MS"/>
+          <w:sz w:val="22"/>
+          <w:szCs w:val="22"/>
+        </w:rPr>
+        <w:t xml:space="preserve">Appliquer le théorème de Gauss à des distributions symétriques.</w:t>
+      </w:r>
+    </w:p>
+    <w:p>
+      <w:pPr>
+        <w:keepNext/>
+        <w:spacing w:before="150" w:after="70" w:line="252" w:lineRule="auto"/>
+        <w:jc w:val="left"/>
+      </w:pPr>
+      <w:r>
+        <w:rPr>
+          <w:rFonts w:ascii="Tahoma" w:hAnsi="Tahoma" w:cs="Tahoma" w:eastAsia="Arial Unicode MS"/>
+          <w:b/>
+          <w:bCs/>
+          <w:sz w:val="24"/>
+          <w:szCs w:val="24"/>
+          <w:u w:val="single"/>
+        </w:rPr>
+        <w:t xml:space="preserve">Résultats d’apprentissage attendus du chapitre</w:t>
+      </w:r>
+    </w:p>
+    <w:p>
+      <w:pPr>
+        <w:spacing w:before="0" w:after="50" w:line="252" w:lineRule="auto"/>
+        <w:ind w:left="680" w:hanging="680"/>
+        <w:jc w:val="both"/>
+      </w:pPr>
+      <w:r>
+        <w:rPr>
+          <w:rFonts w:ascii="Tahoma" w:hAnsi="Tahoma" w:cs="Tahoma" w:eastAsia="Arial Unicode MS"/>
+          <w:sz w:val="22"/>
+          <w:szCs w:val="22"/>
+        </w:rPr>
+        <w:t xml:space="preserve">(OS2) </w:t>
       </w:r>
       <w:r>
         <w:rPr>
@@ -669,7 +756,7 @@
           <w:sz w:val="22"/>
           <w:szCs w:val="22"/>
         </w:rPr>
-        <w:t xml:space="preserve">OS2 — </w:t>
+        <w:t xml:space="preserve">(OS2) </w:t>
       </w:r>
       <w:r>
         <w:rPr>
@@ -692,7 +779,7 @@
           <w:sz w:val="22"/>
           <w:szCs w:val="22"/>
         </w:rPr>
-        <w:t xml:space="preserve">OS3 — </w:t>
+        <w:t xml:space="preserve">(OS2) </w:t>
       </w:r>
       <w:r>
         <w:rPr>
@@ -751,7 +838,7 @@
           <w:sz w:val="22"/>
           <w:szCs w:val="22"/>
         </w:rPr>
-        <w:t xml:space="preserve">OS4 — </w:t>
+        <w:t xml:space="preserve">(OS3) </w:t>
       </w:r>
       <w:r>
         <w:rPr>
@@ -774,7 +861,7 @@
           <w:sz w:val="22"/>
           <w:szCs w:val="22"/>
         </w:rPr>
-        <w:t xml:space="preserve">OS5 — </w:t>
+        <w:t xml:space="preserve">(OS3) </w:t>
       </w:r>
       <w:r>
         <w:rPr>
@@ -1014,7 +1101,7 @@
                 <w:sz w:val="17"/>
                 <w:szCs w:val="17"/>
               </w:rPr>
-              <w:t xml:space="preserve">A1.1</w:t>
+              <w:t xml:space="preserve">A21</w:t>
             </w:r>
           </w:p>
         </w:tc>
@@ -1054,7 +1141,7 @@
                 <w:sz w:val="17"/>
                 <w:szCs w:val="17"/>
               </w:rPr>
-              <w:t xml:space="preserve">OS1</w:t>
+              <w:t xml:space="preserve">OS2</w:t>
             </w:r>
           </w:p>
         </w:tc>
@@ -1139,7 +1226,7 @@
                 <w:sz w:val="17"/>
                 <w:szCs w:val="17"/>
               </w:rPr>
-              <w:t xml:space="preserve">A2.1</w:t>
+              <w:t xml:space="preserve">A22</w:t>
             </w:r>
           </w:p>
         </w:tc>
@@ -1264,7 +1351,7 @@
                 <w:sz w:val="17"/>
                 <w:szCs w:val="17"/>
               </w:rPr>
-              <w:t xml:space="preserve">A2.2</w:t>
+              <w:t xml:space="preserve">A23</w:t>
             </w:r>
           </w:p>
         </w:tc>
@@ -1389,7 +1476,7 @@
                 <w:sz w:val="17"/>
                 <w:szCs w:val="17"/>
               </w:rPr>
-              <w:t xml:space="preserve">A3.1</w:t>
+              <w:t xml:space="preserve">A24</w:t>
             </w:r>
           </w:p>
         </w:tc>
@@ -1429,7 +1516,7 @@
                 <w:sz w:val="17"/>
                 <w:szCs w:val="17"/>
               </w:rPr>
-              <w:t xml:space="preserve">OS3</w:t>
+              <w:t xml:space="preserve">OS2</w:t>
             </w:r>
           </w:p>
         </w:tc>
@@ -1514,7 +1601,7 @@
                 <w:sz w:val="17"/>
                 <w:szCs w:val="17"/>
               </w:rPr>
-              <w:t xml:space="preserve">A4.1</w:t>
+              <w:t xml:space="preserve">A31</w:t>
             </w:r>
           </w:p>
         </w:tc>
@@ -1554,7 +1641,7 @@
                 <w:sz w:val="17"/>
                 <w:szCs w:val="17"/>
               </w:rPr>
-              <w:t xml:space="preserve">OS4</w:t>
+              <w:t xml:space="preserve">OS3</w:t>
             </w:r>
           </w:p>
         </w:tc>
@@ -1639,7 +1726,7 @@
                 <w:sz w:val="17"/>
                 <w:szCs w:val="17"/>
               </w:rPr>
-              <w:t xml:space="preserve">A4.2</w:t>
+              <w:t xml:space="preserve">A32</w:t>
             </w:r>
           </w:p>
         </w:tc>
@@ -1679,7 +1766,7 @@
                 <w:sz w:val="17"/>
                 <w:szCs w:val="17"/>
               </w:rPr>
-              <w:t xml:space="preserve">OS4</w:t>
+              <w:t xml:space="preserve">OS3</w:t>
             </w:r>
           </w:p>
         </w:tc>
@@ -1764,7 +1851,7 @@
                 <w:sz w:val="17"/>
                 <w:szCs w:val="17"/>
               </w:rPr>
-              <w:t xml:space="preserve">A5.1</w:t>
+              <w:t xml:space="preserve">A33</w:t>
             </w:r>
           </w:p>
         </w:tc>
@@ -1804,7 +1891,7 @@
                 <w:sz w:val="17"/>
                 <w:szCs w:val="17"/>
               </w:rPr>
-              <w:t xml:space="preserve">OS5</w:t>
+              <w:t xml:space="preserve">OS3</w:t>
             </w:r>
           </w:p>
         </w:tc>
@@ -1889,7 +1976,7 @@
                 <w:sz w:val="17"/>
                 <w:szCs w:val="17"/>
               </w:rPr>
-              <w:t xml:space="preserve">A5.2</w:t>
+              <w:t xml:space="preserve">B2</w:t>
             </w:r>
           </w:p>
         </w:tc>
@@ -1929,7 +2016,7 @@
                 <w:sz w:val="17"/>
                 <w:szCs w:val="17"/>
               </w:rPr>
-              <w:t xml:space="preserve">OS1–5</w:t>
+              <w:t xml:space="preserve">OS2, OS3</w:t>
             </w:r>
           </w:p>
         </w:tc>
@@ -2082,16 +2169,40 @@
           </w:tcPr>
           <w:p>
             <w:pPr>
-              <w:spacing w:before="0" w:after="0" w:line="252" w:lineRule="auto"/>
-              <w:jc w:val="both"/>
-            </w:pPr>
-            <w:r>
-              <w:rPr>
-                <w:rFonts w:ascii="Tahoma" w:hAnsi="Tahoma" w:cs="Tahoma" w:eastAsia="Arial Unicode MS"/>
-                <w:sz w:val="22"/>
-                <w:szCs w:val="22"/>
-              </w:rPr>
-              <w:t xml:space="preserve">OS1 — </w:t>
+              <w:spacing w:before="0" w:after="60" w:line="252" w:lineRule="auto"/>
+              <w:jc w:val="both"/>
+            </w:pPr>
+            <w:r>
+              <w:rPr>
+                <w:rFonts w:ascii="Tahoma" w:hAnsi="Tahoma" w:cs="Tahoma" w:eastAsia="Arial Unicode MS"/>
+                <w:sz w:val="22"/>
+                <w:szCs w:val="22"/>
+              </w:rPr>
+              <w:t xml:space="preserve">OS2 — </w:t>
+            </w:r>
+            <w:r>
+              <w:rPr>
+                <w:rFonts w:ascii="Tahoma" w:hAnsi="Tahoma" w:cs="Tahoma" w:eastAsia="Arial Unicode MS"/>
+                <w:sz w:val="22"/>
+                <w:szCs w:val="22"/>
+              </w:rPr>
+              <w:t xml:space="preserve">Calculer le champ et le potentiel créés par des distributions de charges.</w:t>
+            </w:r>
+          </w:p>
+          <w:p>
+            <w:pPr>
+              <w:spacing w:before="0" w:after="0" w:line="252" w:lineRule="auto"/>
+              <w:jc w:val="both"/>
+            </w:pPr>
+            <w:r>
+              <w:rPr>
+                <w:rFonts w:ascii="Tahoma" w:hAnsi="Tahoma" w:cs="Tahoma" w:eastAsia="Arial Unicode MS"/>
+                <w:b/>
+                <w:bCs/>
+                <w:sz w:val="22"/>
+                <w:szCs w:val="22"/>
+              </w:rPr>
+              <w:t xml:space="preserve">Résultat attendu : </w:t>
             </w:r>
             <w:r>
               <w:rPr>
@@ -2128,7 +2239,7 @@
           <w:sz w:val="24"/>
           <w:szCs w:val="24"/>
         </w:rPr>
-        <w:t xml:space="preserve"> A1.1</w:t>
+        <w:t xml:space="preserve"> A21</w:t>
       </w:r>
     </w:p>
     <w:tbl>
@@ -2843,7 +2954,7 @@
           </w:tcPr>
           <w:p>
             <w:pPr>
-              <w:spacing w:before="0" w:after="0" w:line="252" w:lineRule="auto"/>
+              <w:spacing w:before="0" w:after="60" w:line="252" w:lineRule="auto"/>
               <w:jc w:val="both"/>
             </w:pPr>
             <w:r>
@@ -2853,6 +2964,30 @@
                 <w:szCs w:val="22"/>
               </w:rPr>
               <w:t xml:space="preserve">OS2 — </w:t>
+            </w:r>
+            <w:r>
+              <w:rPr>
+                <w:rFonts w:ascii="Tahoma" w:hAnsi="Tahoma" w:cs="Tahoma" w:eastAsia="Arial Unicode MS"/>
+                <w:sz w:val="22"/>
+                <w:szCs w:val="22"/>
+              </w:rPr>
+              <w:t xml:space="preserve">Calculer le champ et le potentiel créés par des distributions de charges.</w:t>
+            </w:r>
+          </w:p>
+          <w:p>
+            <w:pPr>
+              <w:spacing w:before="0" w:after="0" w:line="252" w:lineRule="auto"/>
+              <w:jc w:val="both"/>
+            </w:pPr>
+            <w:r>
+              <w:rPr>
+                <w:rFonts w:ascii="Tahoma" w:hAnsi="Tahoma" w:cs="Tahoma" w:eastAsia="Arial Unicode MS"/>
+                <w:b/>
+                <w:bCs/>
+                <w:sz w:val="22"/>
+                <w:szCs w:val="22"/>
+              </w:rPr>
+              <w:t xml:space="preserve">Résultat attendu : </w:t>
             </w:r>
             <w:r>
               <w:rPr>
@@ -2889,7 +3024,7 @@
           <w:sz w:val="24"/>
           <w:szCs w:val="24"/>
         </w:rPr>
-        <w:t xml:space="preserve"> A2.1</w:t>
+        <w:t xml:space="preserve"> A22</w:t>
       </w:r>
     </w:p>
     <w:tbl>
@@ -3680,7 +3815,7 @@
           </w:tcPr>
           <w:p>
             <w:pPr>
-              <w:spacing w:before="0" w:after="0" w:line="252" w:lineRule="auto"/>
+              <w:spacing w:before="0" w:after="60" w:line="252" w:lineRule="auto"/>
               <w:jc w:val="both"/>
             </w:pPr>
             <w:r>
@@ -3690,6 +3825,30 @@
                 <w:szCs w:val="22"/>
               </w:rPr>
               <w:t xml:space="preserve">OS2 — </w:t>
+            </w:r>
+            <w:r>
+              <w:rPr>
+                <w:rFonts w:ascii="Tahoma" w:hAnsi="Tahoma" w:cs="Tahoma" w:eastAsia="Arial Unicode MS"/>
+                <w:sz w:val="22"/>
+                <w:szCs w:val="22"/>
+              </w:rPr>
+              <w:t xml:space="preserve">Calculer le champ et le potentiel créés par des distributions de charges.</w:t>
+            </w:r>
+          </w:p>
+          <w:p>
+            <w:pPr>
+              <w:spacing w:before="0" w:after="0" w:line="252" w:lineRule="auto"/>
+              <w:jc w:val="both"/>
+            </w:pPr>
+            <w:r>
+              <w:rPr>
+                <w:rFonts w:ascii="Tahoma" w:hAnsi="Tahoma" w:cs="Tahoma" w:eastAsia="Arial Unicode MS"/>
+                <w:b/>
+                <w:bCs/>
+                <w:sz w:val="22"/>
+                <w:szCs w:val="22"/>
+              </w:rPr>
+              <w:t xml:space="preserve">Résultat attendu : </w:t>
             </w:r>
             <w:r>
               <w:rPr>
@@ -3726,7 +3885,7 @@
           <w:sz w:val="24"/>
           <w:szCs w:val="24"/>
         </w:rPr>
-        <w:t xml:space="preserve"> A2.2</w:t>
+        <w:t xml:space="preserve"> A23</w:t>
       </w:r>
     </w:p>
     <w:tbl>
@@ -4448,16 +4607,40 @@
           </w:tcPr>
           <w:p>
             <w:pPr>
-              <w:spacing w:before="0" w:after="0" w:line="252" w:lineRule="auto"/>
-              <w:jc w:val="both"/>
-            </w:pPr>
-            <w:r>
-              <w:rPr>
-                <w:rFonts w:ascii="Tahoma" w:hAnsi="Tahoma" w:cs="Tahoma" w:eastAsia="Arial Unicode MS"/>
-                <w:sz w:val="22"/>
-                <w:szCs w:val="22"/>
-              </w:rPr>
-              <w:t xml:space="preserve">OS3 — </w:t>
+              <w:spacing w:before="0" w:after="60" w:line="252" w:lineRule="auto"/>
+              <w:jc w:val="both"/>
+            </w:pPr>
+            <w:r>
+              <w:rPr>
+                <w:rFonts w:ascii="Tahoma" w:hAnsi="Tahoma" w:cs="Tahoma" w:eastAsia="Arial Unicode MS"/>
+                <w:sz w:val="22"/>
+                <w:szCs w:val="22"/>
+              </w:rPr>
+              <w:t xml:space="preserve">OS2 — </w:t>
+            </w:r>
+            <w:r>
+              <w:rPr>
+                <w:rFonts w:ascii="Tahoma" w:hAnsi="Tahoma" w:cs="Tahoma" w:eastAsia="Arial Unicode MS"/>
+                <w:sz w:val="22"/>
+                <w:szCs w:val="22"/>
+              </w:rPr>
+              <w:t xml:space="preserve">Calculer le champ et le potentiel créés par des distributions de charges.</w:t>
+            </w:r>
+          </w:p>
+          <w:p>
+            <w:pPr>
+              <w:spacing w:before="0" w:after="0" w:line="252" w:lineRule="auto"/>
+              <w:jc w:val="both"/>
+            </w:pPr>
+            <w:r>
+              <w:rPr>
+                <w:rFonts w:ascii="Tahoma" w:hAnsi="Tahoma" w:cs="Tahoma" w:eastAsia="Arial Unicode MS"/>
+                <w:b/>
+                <w:bCs/>
+                <w:sz w:val="22"/>
+                <w:szCs w:val="22"/>
+              </w:rPr>
+              <w:t xml:space="preserve">Résultat attendu : </w:t>
             </w:r>
             <w:r>
               <w:rPr>
@@ -4530,7 +4713,7 @@
           <w:sz w:val="24"/>
           <w:szCs w:val="24"/>
         </w:rPr>
-        <w:t xml:space="preserve"> A3.1</w:t>
+        <w:t xml:space="preserve"> A24</w:t>
       </w:r>
     </w:p>
     <w:tbl>
@@ -5226,16 +5409,40 @@
           </w:tcPr>
           <w:p>
             <w:pPr>
-              <w:spacing w:before="0" w:after="0" w:line="252" w:lineRule="auto"/>
-              <w:jc w:val="both"/>
-            </w:pPr>
-            <w:r>
-              <w:rPr>
-                <w:rFonts w:ascii="Tahoma" w:hAnsi="Tahoma" w:cs="Tahoma" w:eastAsia="Arial Unicode MS"/>
-                <w:sz w:val="22"/>
-                <w:szCs w:val="22"/>
-              </w:rPr>
-              <w:t xml:space="preserve">OS4 — </w:t>
+              <w:spacing w:before="0" w:after="60" w:line="252" w:lineRule="auto"/>
+              <w:jc w:val="both"/>
+            </w:pPr>
+            <w:r>
+              <w:rPr>
+                <w:rFonts w:ascii="Tahoma" w:hAnsi="Tahoma" w:cs="Tahoma" w:eastAsia="Arial Unicode MS"/>
+                <w:sz w:val="22"/>
+                <w:szCs w:val="22"/>
+              </w:rPr>
+              <w:t xml:space="preserve">OS3 — </w:t>
+            </w:r>
+            <w:r>
+              <w:rPr>
+                <w:rFonts w:ascii="Tahoma" w:hAnsi="Tahoma" w:cs="Tahoma" w:eastAsia="Arial Unicode MS"/>
+                <w:sz w:val="22"/>
+                <w:szCs w:val="22"/>
+              </w:rPr>
+              <w:t xml:space="preserve">Appliquer le théorème de Gauss à des distributions symétriques.</w:t>
+            </w:r>
+          </w:p>
+          <w:p>
+            <w:pPr>
+              <w:spacing w:before="0" w:after="0" w:line="252" w:lineRule="auto"/>
+              <w:jc w:val="both"/>
+            </w:pPr>
+            <w:r>
+              <w:rPr>
+                <w:rFonts w:ascii="Tahoma" w:hAnsi="Tahoma" w:cs="Tahoma" w:eastAsia="Arial Unicode MS"/>
+                <w:b/>
+                <w:bCs/>
+                <w:sz w:val="22"/>
+                <w:szCs w:val="22"/>
+              </w:rPr>
+              <w:t xml:space="preserve">Résultat attendu : </w:t>
             </w:r>
             <w:r>
               <w:rPr>
@@ -5272,7 +5479,7 @@
           <w:sz w:val="24"/>
           <w:szCs w:val="24"/>
         </w:rPr>
-        <w:t xml:space="preserve"> A4.1</w:t>
+        <w:t xml:space="preserve"> A31</w:t>
       </w:r>
     </w:p>
     <w:tbl>
@@ -5924,16 +6131,40 @@
           </w:tcPr>
           <w:p>
             <w:pPr>
-              <w:spacing w:before="0" w:after="0" w:line="252" w:lineRule="auto"/>
-              <w:jc w:val="both"/>
-            </w:pPr>
-            <w:r>
-              <w:rPr>
-                <w:rFonts w:ascii="Tahoma" w:hAnsi="Tahoma" w:cs="Tahoma" w:eastAsia="Arial Unicode MS"/>
-                <w:sz w:val="22"/>
-                <w:szCs w:val="22"/>
-              </w:rPr>
-              <w:t xml:space="preserve">OS4 — </w:t>
+              <w:spacing w:before="0" w:after="60" w:line="252" w:lineRule="auto"/>
+              <w:jc w:val="both"/>
+            </w:pPr>
+            <w:r>
+              <w:rPr>
+                <w:rFonts w:ascii="Tahoma" w:hAnsi="Tahoma" w:cs="Tahoma" w:eastAsia="Arial Unicode MS"/>
+                <w:sz w:val="22"/>
+                <w:szCs w:val="22"/>
+              </w:rPr>
+              <w:t xml:space="preserve">OS3 — </w:t>
+            </w:r>
+            <w:r>
+              <w:rPr>
+                <w:rFonts w:ascii="Tahoma" w:hAnsi="Tahoma" w:cs="Tahoma" w:eastAsia="Arial Unicode MS"/>
+                <w:sz w:val="22"/>
+                <w:szCs w:val="22"/>
+              </w:rPr>
+              <w:t xml:space="preserve">Appliquer le théorème de Gauss à des distributions symétriques.</w:t>
+            </w:r>
+          </w:p>
+          <w:p>
+            <w:pPr>
+              <w:spacing w:before="0" w:after="0" w:line="252" w:lineRule="auto"/>
+              <w:jc w:val="both"/>
+            </w:pPr>
+            <w:r>
+              <w:rPr>
+                <w:rFonts w:ascii="Tahoma" w:hAnsi="Tahoma" w:cs="Tahoma" w:eastAsia="Arial Unicode MS"/>
+                <w:b/>
+                <w:bCs/>
+                <w:sz w:val="22"/>
+                <w:szCs w:val="22"/>
+              </w:rPr>
+              <w:t xml:space="preserve">Résultat attendu : </w:t>
             </w:r>
             <w:r>
               <w:rPr>
@@ -5970,7 +6201,7 @@
           <w:sz w:val="24"/>
           <w:szCs w:val="24"/>
         </w:rPr>
-        <w:t xml:space="preserve"> A4.2</w:t>
+        <w:t xml:space="preserve"> A32</w:t>
       </w:r>
     </w:p>
     <w:tbl>
@@ -6595,16 +6826,40 @@
           </w:tcPr>
           <w:p>
             <w:pPr>
-              <w:spacing w:before="0" w:after="0" w:line="252" w:lineRule="auto"/>
-              <w:jc w:val="both"/>
-            </w:pPr>
-            <w:r>
-              <w:rPr>
-                <w:rFonts w:ascii="Tahoma" w:hAnsi="Tahoma" w:cs="Tahoma" w:eastAsia="Arial Unicode MS"/>
-                <w:sz w:val="22"/>
-                <w:szCs w:val="22"/>
-              </w:rPr>
-              <w:t xml:space="preserve">OS5 — </w:t>
+              <w:spacing w:before="0" w:after="60" w:line="252" w:lineRule="auto"/>
+              <w:jc w:val="both"/>
+            </w:pPr>
+            <w:r>
+              <w:rPr>
+                <w:rFonts w:ascii="Tahoma" w:hAnsi="Tahoma" w:cs="Tahoma" w:eastAsia="Arial Unicode MS"/>
+                <w:sz w:val="22"/>
+                <w:szCs w:val="22"/>
+              </w:rPr>
+              <w:t xml:space="preserve">OS3 — </w:t>
+            </w:r>
+            <w:r>
+              <w:rPr>
+                <w:rFonts w:ascii="Tahoma" w:hAnsi="Tahoma" w:cs="Tahoma" w:eastAsia="Arial Unicode MS"/>
+                <w:sz w:val="22"/>
+                <w:szCs w:val="22"/>
+              </w:rPr>
+              <w:t xml:space="preserve">Appliquer le théorème de Gauss à des distributions symétriques.</w:t>
+            </w:r>
+          </w:p>
+          <w:p>
+            <w:pPr>
+              <w:spacing w:before="0" w:after="0" w:line="252" w:lineRule="auto"/>
+              <w:jc w:val="both"/>
+            </w:pPr>
+            <w:r>
+              <w:rPr>
+                <w:rFonts w:ascii="Tahoma" w:hAnsi="Tahoma" w:cs="Tahoma" w:eastAsia="Arial Unicode MS"/>
+                <w:b/>
+                <w:bCs/>
+                <w:sz w:val="22"/>
+                <w:szCs w:val="22"/>
+              </w:rPr>
+              <w:t xml:space="preserve">Résultat attendu : </w:t>
             </w:r>
             <w:r>
               <w:rPr>
@@ -6641,7 +6896,7 @@
           <w:sz w:val="24"/>
           <w:szCs w:val="24"/>
         </w:rPr>
-        <w:t xml:space="preserve"> A5.1</w:t>
+        <w:t xml:space="preserve"> A33</w:t>
       </w:r>
     </w:p>
     <w:tbl>
@@ -7295,7 +7550,7 @@
           </w:tcPr>
           <w:p>
             <w:pPr>
-              <w:spacing w:before="0" w:after="0" w:line="252" w:lineRule="auto"/>
+              <w:spacing w:before="0" w:after="60" w:line="252" w:lineRule="auto"/>
               <w:jc w:val="both"/>
             </w:pPr>
             <w:r>
@@ -7313,6 +7568,30 @@
                 <w:szCs w:val="22"/>
               </w:rPr>
               <w:t xml:space="preserve">Mobiliser l’ensemble des compétences du chapitre (objectifs spécifiques 1 à 5) et évaluer sa propre maîtrise.</w:t>
+            </w:r>
+          </w:p>
+          <w:p>
+            <w:pPr>
+              <w:spacing w:before="0" w:after="0" w:line="252" w:lineRule="auto"/>
+              <w:jc w:val="both"/>
+            </w:pPr>
+            <w:r>
+              <w:rPr>
+                <w:rFonts w:ascii="Tahoma" w:hAnsi="Tahoma" w:cs="Tahoma" w:eastAsia="Arial Unicode MS"/>
+                <w:b/>
+                <w:bCs/>
+                <w:sz w:val="22"/>
+                <w:szCs w:val="22"/>
+              </w:rPr>
+              <w:t xml:space="preserve">OS visés : </w:t>
+            </w:r>
+            <w:r>
+              <w:rPr>
+                <w:rFonts w:ascii="Tahoma" w:hAnsi="Tahoma" w:cs="Tahoma" w:eastAsia="Arial Unicode MS"/>
+                <w:sz w:val="22"/>
+                <w:szCs w:val="22"/>
+              </w:rPr>
+              <w:t xml:space="preserve">OS2, OS3</w:t>
             </w:r>
           </w:p>
         </w:tc>
@@ -7341,7 +7620,7 @@
           <w:sz w:val="24"/>
           <w:szCs w:val="24"/>
         </w:rPr>
-        <w:t xml:space="preserve"> A5.2</w:t>
+        <w:t xml:space="preserve"> B2</w:t>
       </w:r>
     </w:p>
     <w:tbl>
@@ -7989,7 +8268,7 @@
                 <w:sz w:val="20"/>
                 <w:szCs w:val="20"/>
               </w:rPr>
-              <w:t xml:space="preserve">Compétence (objectif spécifique)</w:t>
+              <w:t xml:space="preserve">Compétence (OS du syllabus)</w:t>
             </w:r>
           </w:p>
         </w:tc>
@@ -8083,7 +8362,7 @@
                 <w:sz w:val="20"/>
                 <w:szCs w:val="20"/>
               </w:rPr>
-              <w:t xml:space="preserve">OS1 — Champ, potentiel, travail et énergie</w:t>
+              <w:t xml:space="preserve">OS2 — Champ, potentiel, travail et énergie</w:t>
             </w:r>
           </w:p>
         </w:tc>
@@ -8143,7 +8422,7 @@
                 <w:sz w:val="20"/>
                 <w:szCs w:val="20"/>
               </w:rPr>
-              <w:t xml:space="preserve">Activité A1.1 ; support § 2.1 et 2.2</w:t>
+              <w:t xml:space="preserve">Activité A21 ; support § 2.1 et 2.2</w:t>
             </w:r>
           </w:p>
         </w:tc>
@@ -8228,7 +8507,7 @@
                 <w:sz w:val="20"/>
                 <w:szCs w:val="20"/>
               </w:rPr>
-              <w:t xml:space="preserve">Activités A2.1 et A2.2 ; support § 2.3 et 2.4</w:t>
+              <w:t xml:space="preserve">Activités A22 et A23 ; support § 2.3 et 2.4</w:t>
             </w:r>
           </w:p>
         </w:tc>
@@ -8253,7 +8532,7 @@
                 <w:sz w:val="20"/>
                 <w:szCs w:val="20"/>
               </w:rPr>
-              <w:t xml:space="preserve">OS3 — Relation E = −grad V</w:t>
+              <w:t xml:space="preserve">OS2 — Relation E = −grad V</w:t>
             </w:r>
           </w:p>
         </w:tc>
@@ -8313,7 +8592,7 @@
                 <w:sz w:val="20"/>
                 <w:szCs w:val="20"/>
               </w:rPr>
-              <w:t xml:space="preserve">Activité A3.1 ; support § 2.2 et 2.7</w:t>
+              <w:t xml:space="preserve">Activité A24 ; support § 2.2 et 2.7</w:t>
             </w:r>
           </w:p>
         </w:tc>
@@ -8338,7 +8617,7 @@
                 <w:sz w:val="20"/>
                 <w:szCs w:val="20"/>
               </w:rPr>
-              <w:t xml:space="preserve">OS4 — Angle solide, flux, théorème de Gauss</w:t>
+              <w:t xml:space="preserve">OS3 — Angle solide, flux, théorème de Gauss</w:t>
             </w:r>
           </w:p>
         </w:tc>
@@ -8398,7 +8677,7 @@
                 <w:sz w:val="20"/>
                 <w:szCs w:val="20"/>
               </w:rPr>
-              <w:t xml:space="preserve">Activités A4.1 et A4.2 ; support § 2.5 et 2.6</w:t>
+              <w:t xml:space="preserve">Activités A31 et A32 ; support § 2.5 et 2.6</w:t>
             </w:r>
           </w:p>
         </w:tc>
@@ -8423,7 +8702,7 @@
                 <w:sz w:val="20"/>
                 <w:szCs w:val="20"/>
               </w:rPr>
-              <w:t xml:space="preserve">OS5 — Propriétés, équations de Poisson et de Laplace</w:t>
+              <w:t xml:space="preserve">OS3 — Propriétés, équations de Poisson et de Laplace</w:t>
             </w:r>
           </w:p>
         </w:tc>
@@ -8483,7 +8762,7 @@
                 <w:sz w:val="20"/>
                 <w:szCs w:val="20"/>
               </w:rPr>
-              <w:t xml:space="preserve">Activité A5.1 ; support § 2.7 et 2.8</w:t>
+              <w:t xml:space="preserve">Activité A33 ; support § 2.7 et 2.8</w:t>
             </w:r>
           </w:p>
         </w:tc>
